--- a/question/0002. 两数相加.docx
+++ b/question/0002. 两数相加.docx
@@ -7,12 +7,12 @@
         <w:pStyle w:val="2"/>
         <w:bidi w:val="0"/>
         <w:rPr>
-          <w:rFonts w:hint="eastAsia"/>
-        </w:rPr>
-      </w:pPr>
-      <w:r>
-        <w:rPr>
-          <w:rFonts w:hint="eastAsia"/>
+          <w:rFonts w:hint="eastAsia" w:ascii="宋体" w:hAnsi="宋体" w:eastAsia="宋体" w:cs="宋体"/>
+        </w:rPr>
+      </w:pPr>
+      <w:r>
+        <w:rPr>
+          <w:rFonts w:hint="eastAsia" w:ascii="宋体" w:hAnsi="宋体" w:eastAsia="宋体" w:cs="宋体"/>
         </w:rPr>
         <w:t>两数相加</w:t>
       </w:r>
@@ -39,27 +39,27 @@
         <w:pStyle w:val="3"/>
         <w:bidi w:val="0"/>
         <w:rPr>
-          <w:rFonts w:hint="default"/>
-          <w:lang w:val="en-US" w:eastAsia="zh-CN"/>
-        </w:rPr>
-      </w:pPr>
-      <w:r>
-        <w:rPr>
           <w:rFonts w:hint="eastAsia"/>
           <w:lang w:val="en-US" w:eastAsia="zh-CN"/>
         </w:rPr>
+      </w:pPr>
+      <w:r>
+        <w:rPr>
+          <w:rFonts w:hint="eastAsia"/>
+          <w:lang w:val="en-US" w:eastAsia="zh-CN"/>
+        </w:rPr>
         <w:t>题目</w:t>
       </w:r>
     </w:p>
     <w:p>
       <w:pPr>
         <w:rPr>
-          <w:rFonts w:hint="eastAsia" w:ascii="微软雅黑 Light" w:hAnsi="微软雅黑 Light" w:eastAsia="微软雅黑 Light" w:cs="微软雅黑 Light"/>
-        </w:rPr>
-      </w:pPr>
-      <w:r>
-        <w:rPr>
-          <w:rFonts w:hint="eastAsia" w:ascii="微软雅黑 Light" w:hAnsi="微软雅黑 Light" w:eastAsia="微软雅黑 Light" w:cs="微软雅黑 Light"/>
+          <w:rFonts w:hint="eastAsia" w:ascii="宋体" w:hAnsi="宋体" w:eastAsia="宋体" w:cs="宋体"/>
+        </w:rPr>
+      </w:pPr>
+      <w:r>
+        <w:rPr>
+          <w:rFonts w:hint="eastAsia" w:ascii="宋体" w:hAnsi="宋体" w:eastAsia="宋体" w:cs="宋体"/>
         </w:rPr>
         <w:t>给你两个非空的链表，表示两个非负的整数。它们每位数字都是按照逆序的方式存储的，并且每个节点只能存储一位数字。</w:t>
       </w:r>
@@ -67,33 +67,25 @@
     <w:p>
       <w:pPr>
         <w:rPr>
-          <w:rFonts w:hint="eastAsia" w:ascii="微软雅黑 Light" w:hAnsi="微软雅黑 Light" w:eastAsia="微软雅黑 Light" w:cs="微软雅黑 Light"/>
-        </w:rPr>
-      </w:pPr>
-      <w:r>
-        <w:rPr>
-          <w:rFonts w:hint="eastAsia" w:ascii="微软雅黑 Light" w:hAnsi="微软雅黑 Light" w:eastAsia="微软雅黑 Light" w:cs="微软雅黑 Light"/>
-        </w:rPr>
-        <w:t>请你将两个数相加，并以相同形式返回一个表示和</w:t>
-      </w:r>
-      <w:bookmarkStart w:id="0" w:name="_GoBack"/>
-      <w:bookmarkEnd w:id="0"/>
-      <w:r>
-        <w:rPr>
-          <w:rFonts w:hint="eastAsia" w:ascii="微软雅黑 Light" w:hAnsi="微软雅黑 Light" w:eastAsia="微软雅黑 Light" w:cs="微软雅黑 Light"/>
-        </w:rPr>
-        <w:t>的链表。</w:t>
-      </w:r>
-    </w:p>
-    <w:p>
-      <w:pPr>
-        <w:rPr>
-          <w:rFonts w:hint="eastAsia" w:ascii="微软雅黑 Light" w:hAnsi="微软雅黑 Light" w:eastAsia="微软雅黑 Light" w:cs="微软雅黑 Light"/>
-        </w:rPr>
-      </w:pPr>
-      <w:r>
-        <w:rPr>
-          <w:rFonts w:hint="eastAsia" w:ascii="微软雅黑 Light" w:hAnsi="微软雅黑 Light" w:eastAsia="微软雅黑 Light" w:cs="微软雅黑 Light"/>
+          <w:rFonts w:hint="eastAsia" w:ascii="宋体" w:hAnsi="宋体" w:eastAsia="宋体" w:cs="宋体"/>
+        </w:rPr>
+      </w:pPr>
+      <w:r>
+        <w:rPr>
+          <w:rFonts w:hint="eastAsia" w:ascii="宋体" w:hAnsi="宋体" w:eastAsia="宋体" w:cs="宋体"/>
+        </w:rPr>
+        <w:t>请你将两个数相加，并以相同形式返回一个表示和的链表。</w:t>
+      </w:r>
+    </w:p>
+    <w:p>
+      <w:pPr>
+        <w:rPr>
+          <w:rFonts w:hint="eastAsia" w:ascii="宋体" w:hAnsi="宋体" w:eastAsia="宋体" w:cs="宋体"/>
+        </w:rPr>
+      </w:pPr>
+      <w:r>
+        <w:rPr>
+          <w:rFonts w:hint="eastAsia" w:ascii="宋体" w:hAnsi="宋体" w:eastAsia="宋体" w:cs="宋体"/>
         </w:rPr>
         <w:t>你可以假设除了数字 0 之外，这两个数都不会以 0 开头。</w:t>
       </w:r>
@@ -118,12 +110,12 @@
     <w:p>
       <w:pPr>
         <w:rPr>
-          <w:rFonts w:hint="eastAsia" w:ascii="微软雅黑 Light" w:hAnsi="微软雅黑 Light" w:eastAsia="微软雅黑 Light" w:cs="微软雅黑 Light"/>
-        </w:rPr>
-      </w:pPr>
-      <w:r>
-        <w:rPr>
-          <w:rFonts w:hint="eastAsia" w:ascii="微软雅黑 Light" w:hAnsi="微软雅黑 Light" w:eastAsia="微软雅黑 Light" w:cs="微软雅黑 Light"/>
+          <w:rFonts w:hint="eastAsia" w:ascii="宋体" w:hAnsi="宋体" w:eastAsia="宋体" w:cs="宋体"/>
+        </w:rPr>
+      </w:pPr>
+      <w:r>
+        <w:rPr>
+          <w:rFonts w:hint="eastAsia" w:ascii="宋体" w:hAnsi="宋体" w:eastAsia="宋体" w:cs="宋体"/>
         </w:rPr>
         <w:t>示例 1：</w:t>
       </w:r>
@@ -131,12 +123,12 @@
     <w:p>
       <w:pPr>
         <w:rPr>
-          <w:rFonts w:hint="eastAsia" w:ascii="微软雅黑 Light" w:hAnsi="微软雅黑 Light" w:eastAsia="微软雅黑 Light" w:cs="微软雅黑 Light"/>
-        </w:rPr>
-      </w:pPr>
-      <w:r>
-        <w:rPr>
-          <w:rFonts w:ascii="宋体" w:hAnsi="宋体" w:eastAsia="宋体" w:cs="宋体"/>
+          <w:rFonts w:hint="eastAsia" w:ascii="宋体" w:hAnsi="宋体" w:eastAsia="宋体" w:cs="宋体"/>
+        </w:rPr>
+      </w:pPr>
+      <w:r>
+        <w:rPr>
+          <w:rFonts w:hint="eastAsia" w:ascii="宋体" w:hAnsi="宋体" w:eastAsia="宋体" w:cs="宋体"/>
           <w:sz w:val="24"/>
           <w:szCs w:val="24"/>
         </w:rPr>
@@ -186,12 +178,12 @@
     <w:p>
       <w:pPr>
         <w:rPr>
-          <w:rFonts w:hint="eastAsia" w:ascii="微软雅黑 Light" w:hAnsi="微软雅黑 Light" w:eastAsia="微软雅黑 Light" w:cs="微软雅黑 Light"/>
-        </w:rPr>
-      </w:pPr>
-      <w:r>
-        <w:rPr>
-          <w:rFonts w:hint="eastAsia" w:ascii="微软雅黑 Light" w:hAnsi="微软雅黑 Light" w:eastAsia="微软雅黑 Light" w:cs="微软雅黑 Light"/>
+          <w:rFonts w:hint="eastAsia" w:ascii="宋体" w:hAnsi="宋体" w:eastAsia="宋体" w:cs="宋体"/>
+        </w:rPr>
+      </w:pPr>
+      <w:r>
+        <w:rPr>
+          <w:rFonts w:hint="eastAsia" w:ascii="宋体" w:hAnsi="宋体" w:eastAsia="宋体" w:cs="宋体"/>
         </w:rPr>
         <w:t>输入：l1 = [2,4,3], l2 = [5,6,4]</w:t>
       </w:r>
@@ -199,12 +191,12 @@
     <w:p>
       <w:pPr>
         <w:rPr>
-          <w:rFonts w:hint="eastAsia" w:ascii="微软雅黑 Light" w:hAnsi="微软雅黑 Light" w:eastAsia="微软雅黑 Light" w:cs="微软雅黑 Light"/>
-        </w:rPr>
-      </w:pPr>
-      <w:r>
-        <w:rPr>
-          <w:rFonts w:hint="eastAsia" w:ascii="微软雅黑 Light" w:hAnsi="微软雅黑 Light" w:eastAsia="微软雅黑 Light" w:cs="微软雅黑 Light"/>
+          <w:rFonts w:hint="eastAsia" w:ascii="宋体" w:hAnsi="宋体" w:eastAsia="宋体" w:cs="宋体"/>
+        </w:rPr>
+      </w:pPr>
+      <w:r>
+        <w:rPr>
+          <w:rFonts w:hint="eastAsia" w:ascii="宋体" w:hAnsi="宋体" w:eastAsia="宋体" w:cs="宋体"/>
         </w:rPr>
         <w:t>输出：[7,0,8]</w:t>
       </w:r>
@@ -212,12 +204,12 @@
     <w:p>
       <w:pPr>
         <w:rPr>
-          <w:rFonts w:hint="eastAsia" w:ascii="微软雅黑 Light" w:hAnsi="微软雅黑 Light" w:eastAsia="微软雅黑 Light" w:cs="微软雅黑 Light"/>
-        </w:rPr>
-      </w:pPr>
-      <w:r>
-        <w:rPr>
-          <w:rFonts w:hint="eastAsia" w:ascii="微软雅黑 Light" w:hAnsi="微软雅黑 Light" w:eastAsia="微软雅黑 Light" w:cs="微软雅黑 Light"/>
+          <w:rFonts w:hint="eastAsia" w:ascii="宋体" w:hAnsi="宋体" w:eastAsia="宋体" w:cs="宋体"/>
+        </w:rPr>
+      </w:pPr>
+      <w:r>
+        <w:rPr>
+          <w:rFonts w:hint="eastAsia" w:ascii="宋体" w:hAnsi="宋体" w:eastAsia="宋体" w:cs="宋体"/>
         </w:rPr>
         <w:t>解释：342 + 465 = 807.</w:t>
       </w:r>
@@ -225,12 +217,12 @@
     <w:p>
       <w:pPr>
         <w:rPr>
-          <w:rFonts w:hint="eastAsia" w:ascii="微软雅黑 Light" w:hAnsi="微软雅黑 Light" w:eastAsia="微软雅黑 Light" w:cs="微软雅黑 Light"/>
-        </w:rPr>
-      </w:pPr>
-      <w:r>
-        <w:rPr>
-          <w:rFonts w:hint="eastAsia" w:ascii="微软雅黑 Light" w:hAnsi="微软雅黑 Light" w:eastAsia="微软雅黑 Light" w:cs="微软雅黑 Light"/>
+          <w:rFonts w:hint="eastAsia" w:ascii="宋体" w:hAnsi="宋体" w:eastAsia="宋体" w:cs="宋体"/>
+        </w:rPr>
+      </w:pPr>
+      <w:r>
+        <w:rPr>
+          <w:rFonts w:hint="eastAsia" w:ascii="宋体" w:hAnsi="宋体" w:eastAsia="宋体" w:cs="宋体"/>
         </w:rPr>
         <w:t>示例 2：</w:t>
       </w:r>
@@ -238,12 +230,12 @@
     <w:p>
       <w:pPr>
         <w:rPr>
-          <w:rFonts w:hint="eastAsia" w:ascii="微软雅黑 Light" w:hAnsi="微软雅黑 Light" w:eastAsia="微软雅黑 Light" w:cs="微软雅黑 Light"/>
-        </w:rPr>
-      </w:pPr>
-      <w:r>
-        <w:rPr>
-          <w:rFonts w:hint="eastAsia" w:ascii="微软雅黑 Light" w:hAnsi="微软雅黑 Light" w:eastAsia="微软雅黑 Light" w:cs="微软雅黑 Light"/>
+          <w:rFonts w:hint="eastAsia" w:ascii="宋体" w:hAnsi="宋体" w:eastAsia="宋体" w:cs="宋体"/>
+        </w:rPr>
+      </w:pPr>
+      <w:r>
+        <w:rPr>
+          <w:rFonts w:hint="eastAsia" w:ascii="宋体" w:hAnsi="宋体" w:eastAsia="宋体" w:cs="宋体"/>
         </w:rPr>
         <w:t>输入：l1 = [0], l2 = [0]</w:t>
       </w:r>
@@ -251,12 +243,12 @@
     <w:p>
       <w:pPr>
         <w:rPr>
-          <w:rFonts w:hint="eastAsia" w:ascii="微软雅黑 Light" w:hAnsi="微软雅黑 Light" w:eastAsia="微软雅黑 Light" w:cs="微软雅黑 Light"/>
-        </w:rPr>
-      </w:pPr>
-      <w:r>
-        <w:rPr>
-          <w:rFonts w:hint="eastAsia" w:ascii="微软雅黑 Light" w:hAnsi="微软雅黑 Light" w:eastAsia="微软雅黑 Light" w:cs="微软雅黑 Light"/>
+          <w:rFonts w:hint="eastAsia" w:ascii="宋体" w:hAnsi="宋体" w:eastAsia="宋体" w:cs="宋体"/>
+        </w:rPr>
+      </w:pPr>
+      <w:r>
+        <w:rPr>
+          <w:rFonts w:hint="eastAsia" w:ascii="宋体" w:hAnsi="宋体" w:eastAsia="宋体" w:cs="宋体"/>
         </w:rPr>
         <w:t>输出：[0]</w:t>
       </w:r>
@@ -264,12 +256,12 @@
     <w:p>
       <w:pPr>
         <w:rPr>
-          <w:rFonts w:hint="eastAsia" w:ascii="微软雅黑 Light" w:hAnsi="微软雅黑 Light" w:eastAsia="微软雅黑 Light" w:cs="微软雅黑 Light"/>
-        </w:rPr>
-      </w:pPr>
-      <w:r>
-        <w:rPr>
-          <w:rFonts w:hint="eastAsia" w:ascii="微软雅黑 Light" w:hAnsi="微软雅黑 Light" w:eastAsia="微软雅黑 Light" w:cs="微软雅黑 Light"/>
+          <w:rFonts w:hint="eastAsia" w:ascii="宋体" w:hAnsi="宋体" w:eastAsia="宋体" w:cs="宋体"/>
+        </w:rPr>
+      </w:pPr>
+      <w:r>
+        <w:rPr>
+          <w:rFonts w:hint="eastAsia" w:ascii="宋体" w:hAnsi="宋体" w:eastAsia="宋体" w:cs="宋体"/>
         </w:rPr>
         <w:t>示例 3：</w:t>
       </w:r>
@@ -277,12 +269,12 @@
     <w:p>
       <w:pPr>
         <w:rPr>
-          <w:rFonts w:hint="eastAsia" w:ascii="微软雅黑 Light" w:hAnsi="微软雅黑 Light" w:eastAsia="微软雅黑 Light" w:cs="微软雅黑 Light"/>
-        </w:rPr>
-      </w:pPr>
-      <w:r>
-        <w:rPr>
-          <w:rFonts w:hint="eastAsia" w:ascii="微软雅黑 Light" w:hAnsi="微软雅黑 Light" w:eastAsia="微软雅黑 Light" w:cs="微软雅黑 Light"/>
+          <w:rFonts w:hint="eastAsia" w:ascii="宋体" w:hAnsi="宋体" w:eastAsia="宋体" w:cs="宋体"/>
+        </w:rPr>
+      </w:pPr>
+      <w:r>
+        <w:rPr>
+          <w:rFonts w:hint="eastAsia" w:ascii="宋体" w:hAnsi="宋体" w:eastAsia="宋体" w:cs="宋体"/>
         </w:rPr>
         <w:t>输入：l1 = [9,9,9,9,9,9,9], l2 = [9,9,9,9]</w:t>
       </w:r>
@@ -290,12 +282,12 @@
     <w:p>
       <w:pPr>
         <w:rPr>
-          <w:rFonts w:hint="eastAsia" w:ascii="微软雅黑 Light" w:hAnsi="微软雅黑 Light" w:eastAsia="微软雅黑 Light" w:cs="微软雅黑 Light"/>
-        </w:rPr>
-      </w:pPr>
-      <w:r>
-        <w:rPr>
-          <w:rFonts w:hint="eastAsia" w:ascii="微软雅黑 Light" w:hAnsi="微软雅黑 Light" w:eastAsia="微软雅黑 Light" w:cs="微软雅黑 Light"/>
+          <w:rFonts w:hint="eastAsia" w:ascii="宋体" w:hAnsi="宋体" w:eastAsia="宋体" w:cs="宋体"/>
+        </w:rPr>
+      </w:pPr>
+      <w:r>
+        <w:rPr>
+          <w:rFonts w:hint="eastAsia" w:ascii="宋体" w:hAnsi="宋体" w:eastAsia="宋体" w:cs="宋体"/>
         </w:rPr>
         <w:t>输出：[8,9,9,9,0,0,0,1]</w:t>
       </w:r>
@@ -314,6 +306,8 @@
         </w:rPr>
         <w:t>提示</w:t>
       </w:r>
+      <w:bookmarkStart w:id="0" w:name="_GoBack"/>
+      <w:bookmarkEnd w:id="0"/>
     </w:p>
     <w:p>
       <w:pPr>
@@ -323,12 +317,12 @@
         </w:numPr>
         <w:ind w:left="420" w:leftChars="0" w:hanging="420" w:firstLineChars="0"/>
         <w:rPr>
-          <w:rFonts w:hint="eastAsia" w:ascii="微软雅黑 Light" w:hAnsi="微软雅黑 Light" w:eastAsia="微软雅黑 Light" w:cs="微软雅黑 Light"/>
-        </w:rPr>
-      </w:pPr>
-      <w:r>
-        <w:rPr>
-          <w:rFonts w:hint="eastAsia" w:ascii="微软雅黑 Light" w:hAnsi="微软雅黑 Light" w:eastAsia="微软雅黑 Light" w:cs="微软雅黑 Light"/>
+          <w:rFonts w:hint="eastAsia" w:ascii="宋体" w:hAnsi="宋体" w:eastAsia="宋体" w:cs="宋体"/>
+        </w:rPr>
+      </w:pPr>
+      <w:r>
+        <w:rPr>
+          <w:rFonts w:hint="eastAsia" w:ascii="宋体" w:hAnsi="宋体" w:eastAsia="宋体" w:cs="宋体"/>
         </w:rPr>
         <w:t>每个链表中的节点数在范围 [1, 100] 内</w:t>
       </w:r>
@@ -341,12 +335,12 @@
         </w:numPr>
         <w:ind w:left="420" w:leftChars="0" w:hanging="420" w:firstLineChars="0"/>
         <w:rPr>
-          <w:rFonts w:hint="eastAsia" w:ascii="微软雅黑 Light" w:hAnsi="微软雅黑 Light" w:eastAsia="微软雅黑 Light" w:cs="微软雅黑 Light"/>
-        </w:rPr>
-      </w:pPr>
-      <w:r>
-        <w:rPr>
-          <w:rFonts w:hint="eastAsia" w:ascii="微软雅黑 Light" w:hAnsi="微软雅黑 Light" w:eastAsia="微软雅黑 Light" w:cs="微软雅黑 Light"/>
+          <w:rFonts w:hint="eastAsia" w:ascii="宋体" w:hAnsi="宋体" w:eastAsia="宋体" w:cs="宋体"/>
+        </w:rPr>
+      </w:pPr>
+      <w:r>
+        <w:rPr>
+          <w:rFonts w:hint="eastAsia" w:ascii="宋体" w:hAnsi="宋体" w:eastAsia="宋体" w:cs="宋体"/>
         </w:rPr>
         <w:t>0 &lt;= Node.val &lt;= 9</w:t>
       </w:r>
@@ -359,12 +353,12 @@
         </w:numPr>
         <w:ind w:left="420" w:leftChars="0" w:hanging="420" w:firstLineChars="0"/>
         <w:rPr>
-          <w:rFonts w:hint="eastAsia" w:ascii="微软雅黑 Light" w:hAnsi="微软雅黑 Light" w:eastAsia="微软雅黑 Light" w:cs="微软雅黑 Light"/>
-        </w:rPr>
-      </w:pPr>
-      <w:r>
-        <w:rPr>
-          <w:rFonts w:hint="eastAsia" w:ascii="微软雅黑 Light" w:hAnsi="微软雅黑 Light" w:eastAsia="微软雅黑 Light" w:cs="微软雅黑 Light"/>
+          <w:rFonts w:hint="eastAsia" w:ascii="宋体" w:hAnsi="宋体" w:eastAsia="宋体" w:cs="宋体"/>
+        </w:rPr>
+      </w:pPr>
+      <w:r>
+        <w:rPr>
+          <w:rFonts w:hint="eastAsia" w:ascii="宋体" w:hAnsi="宋体" w:eastAsia="宋体" w:cs="宋体"/>
         </w:rPr>
         <w:t>题目数据保证列表表示的数字不含前导零</w:t>
       </w:r>
@@ -372,14 +366,14 @@
     <w:p>
       <w:pPr>
         <w:rPr>
-          <w:rFonts w:hint="eastAsia" w:ascii="微软雅黑 Light" w:hAnsi="微软雅黑 Light" w:eastAsia="微软雅黑 Light" w:cs="微软雅黑 Light"/>
-        </w:rPr>
-      </w:pPr>
-    </w:p>
-    <w:p>
-      <w:pPr>
-        <w:rPr>
-          <w:rFonts w:hint="eastAsia" w:ascii="微软雅黑 Light" w:hAnsi="微软雅黑 Light" w:eastAsia="微软雅黑 Light" w:cs="微软雅黑 Light"/>
+          <w:rFonts w:hint="eastAsia" w:ascii="宋体" w:hAnsi="宋体" w:eastAsia="宋体" w:cs="宋体"/>
+        </w:rPr>
+      </w:pPr>
+    </w:p>
+    <w:p>
+      <w:pPr>
+        <w:rPr>
+          <w:rFonts w:hint="eastAsia" w:ascii="宋体" w:hAnsi="宋体" w:eastAsia="宋体" w:cs="宋体"/>
         </w:rPr>
       </w:pPr>
     </w:p>
